--- a/paper_data/Title_Page.docx
+++ b/paper_data/Title_Page.docx
@@ -46,15 +46,7 @@
           <w:sz w:val="24"/>
           <w:szCs w:val="24"/>
         </w:rPr>
-        <w:t xml:space="preserve">Authors</w:t>
-      </w:r>
-      <w:r>
-        <w:rPr>
-          <w:rFonts w:ascii="Times New Roman" w:cs="Times New Roman" w:eastAsia="Times New Roman" w:hAnsi="Times New Roman"/>
-          <w:sz w:val="24"/>
-          <w:szCs w:val="24"/>
-        </w:rPr>
-        <w:t xml:space="preserve"/>
+        <w:t xml:space="preserve">Author</w:t>
       </w:r>
     </w:p>
     <w:p>
@@ -67,7 +59,7 @@
           <w:sz w:val="24"/>
           <w:szCs w:val="24"/>
         </w:rPr>
-        <w:t xml:space="preserve">[Author 1 full name]¹, [Author 2 full name]²</w:t>
+        <w:t xml:space="preserve">Ook Lee</w:t>
       </w:r>
     </w:p>
     <w:p>
@@ -82,20 +74,7 @@
           <w:sz w:val="24"/>
           <w:szCs w:val="24"/>
         </w:rPr>
-        <w:t xml:space="preserve">Affiliations</w:t>
-      </w:r>
-    </w:p>
-    <w:p>
-      <w:pPr>
-        <w:spacing w:after="60" w:line="276"/>
-      </w:pPr>
-      <w:r>
-        <w:rPr>
-          <w:rFonts w:ascii="Times New Roman" w:cs="Times New Roman" w:eastAsia="Times New Roman" w:hAnsi="Times New Roman"/>
-          <w:sz w:val="24"/>
-          <w:szCs w:val="24"/>
-        </w:rPr>
-        <w:t xml:space="preserve">¹ [Department, Institution, City, Country]</w:t>
+        <w:t xml:space="preserve">Affiliation</w:t>
       </w:r>
     </w:p>
     <w:p>
@@ -108,7 +87,7 @@
           <w:sz w:val="24"/>
           <w:szCs w:val="24"/>
         </w:rPr>
-        <w:t xml:space="preserve">² [Department, Institution, City, Country]</w:t>
+        <w:t xml:space="preserve">Department of Information Systems, Hanyang University, Seoul, Korea</w:t>
       </w:r>
     </w:p>
     <w:p>
@@ -136,7 +115,7 @@
           <w:sz w:val="24"/>
           <w:szCs w:val="24"/>
         </w:rPr>
-        <w:t xml:space="preserve">[Name], [postal address], [e-mail], [telephone]</w:t>
+        <w:t xml:space="preserve">Ook Lee, Department of Information Systems, Hanyang University, Seoul, Korea. E-mail: ooklee@hanyang.ac.kr</w:t>
       </w:r>
     </w:p>
     <w:p>
@@ -266,7 +245,7 @@
           <w:sz w:val="24"/>
           <w:szCs w:val="24"/>
         </w:rPr>
-        <w:t xml:space="preserve">[The authors declare that they have no known competing financial interests or personal relationships that could have appeared to influence the work reported in this paper.]</w:t>
+        <w:t xml:space="preserve">The author declares no known competing financial interests or personal relationships that could have appeared to influence the work reported in this paper. [confirm]</w:t>
       </w:r>
     </w:p>
     <w:p>

--- a/paper_data/Title_Page.docx
+++ b/paper_data/Title_Page.docx
@@ -87,7 +87,7 @@
           <w:sz w:val="24"/>
           <w:szCs w:val="24"/>
         </w:rPr>
-        <w:t xml:space="preserve">Department of Information Systems, Hanyang University, Seoul, Korea</w:t>
+        <w:t xml:space="preserve">Department of Information System, Hanyang University, Seoul, Korea</w:t>
       </w:r>
     </w:p>
     <w:p>
@@ -115,7 +115,7 @@
           <w:sz w:val="24"/>
           <w:szCs w:val="24"/>
         </w:rPr>
-        <w:t xml:space="preserve">Ook Lee, Department of Information Systems, Hanyang University, Seoul, Korea. E-mail: ooklee@hanyang.ac.kr</w:t>
+        <w:t xml:space="preserve">Ook Lee, Department of Information System, Hanyang University, Seoul, Korea. E-mail: ooklee@hanyang.ac.kr</w:t>
       </w:r>
     </w:p>
     <w:p>

--- a/paper_data/Title_Page.docx
+++ b/paper_data/Title_Page.docx
@@ -15,7 +15,7 @@
           <w:sz w:val="32"/>
           <w:szCs w:val="32"/>
         </w:rPr>
-        <w:t xml:space="preserve">Do Maintainers Refresh AI Software When It Degrades? Evidence from 19 LLM Repositories</w:t>
+        <w:t xml:space="preserve">State-Dependent or Time-Dependent? Release Timing and Software Degradation in the Open-Source AI Ecosystem</w:t>
       </w:r>
     </w:p>
     <w:p>
